--- a/knowledge-base/certifications.docx
+++ b/knowledge-base/certifications.docx
@@ -37,6 +37,207 @@
           <w:sz w:val="20"/>
           <w:szCs w:val="20"/>
         </w:rPr>
+        <w:t>Microsoft Certified: Azure Solutions Architect Expert certification</w:t>
+      </w:r>
+      <w:r>
+        <w:rPr>
+          <w:b/>
+          <w:bCs/>
+          <w:sz w:val="20"/>
+          <w:szCs w:val="20"/>
+        </w:rPr>
+        <w:t xml:space="preserve"> (AZ-305)</w:t>
+      </w:r>
+    </w:p>
+    <w:p>
+      <w:pPr>
+        <w:rPr>
+          <w:b/>
+          <w:bCs/>
+          <w:sz w:val="20"/>
+          <w:szCs w:val="20"/>
+        </w:rPr>
+      </w:pPr>
+      <w:r>
+        <w:rPr>
+          <w:b/>
+          <w:bCs/>
+          <w:sz w:val="20"/>
+          <w:szCs w:val="20"/>
+        </w:rPr>
+        <w:t>Skills Covered:</w:t>
+      </w:r>
+    </w:p>
+    <w:p>
+      <w:pPr>
+        <w:numPr>
+          <w:ilvl w:val="0"/>
+          <w:numId w:val="10"/>
+        </w:numPr>
+        <w:rPr>
+          <w:b/>
+          <w:bCs/>
+          <w:sz w:val="20"/>
+          <w:szCs w:val="20"/>
+        </w:rPr>
+      </w:pPr>
+      <w:r>
+        <w:rPr>
+          <w:b/>
+          <w:bCs/>
+          <w:sz w:val="20"/>
+          <w:szCs w:val="20"/>
+        </w:rPr>
+        <w:t>Identity and Access Management (IAM)</w:t>
+      </w:r>
+    </w:p>
+    <w:p>
+      <w:pPr>
+        <w:numPr>
+          <w:ilvl w:val="0"/>
+          <w:numId w:val="10"/>
+        </w:numPr>
+        <w:rPr>
+          <w:b/>
+          <w:bCs/>
+          <w:sz w:val="20"/>
+          <w:szCs w:val="20"/>
+        </w:rPr>
+      </w:pPr>
+      <w:r>
+        <w:rPr>
+          <w:b/>
+          <w:bCs/>
+          <w:sz w:val="20"/>
+          <w:szCs w:val="20"/>
+        </w:rPr>
+        <w:t>Governance and Compliance Architecture</w:t>
+      </w:r>
+    </w:p>
+    <w:p>
+      <w:pPr>
+        <w:numPr>
+          <w:ilvl w:val="0"/>
+          <w:numId w:val="10"/>
+        </w:numPr>
+        <w:rPr>
+          <w:b/>
+          <w:bCs/>
+          <w:sz w:val="20"/>
+          <w:szCs w:val="20"/>
+        </w:rPr>
+      </w:pPr>
+      <w:r>
+        <w:rPr>
+          <w:b/>
+          <w:bCs/>
+          <w:sz w:val="20"/>
+          <w:szCs w:val="20"/>
+        </w:rPr>
+        <w:t>R</w:t>
+      </w:r>
+      <w:r>
+        <w:rPr>
+          <w:b/>
+          <w:bCs/>
+          <w:sz w:val="20"/>
+          <w:szCs w:val="20"/>
+        </w:rPr>
+        <w:t>elational and Non-Relational Data Design</w:t>
+      </w:r>
+    </w:p>
+    <w:p>
+      <w:pPr>
+        <w:numPr>
+          <w:ilvl w:val="0"/>
+          <w:numId w:val="10"/>
+        </w:numPr>
+        <w:rPr>
+          <w:b/>
+          <w:bCs/>
+          <w:sz w:val="20"/>
+          <w:szCs w:val="20"/>
+        </w:rPr>
+      </w:pPr>
+      <w:r>
+        <w:rPr>
+          <w:b/>
+          <w:bCs/>
+          <w:sz w:val="20"/>
+          <w:szCs w:val="20"/>
+        </w:rPr>
+        <w:t>Secure Network Topology</w:t>
+      </w:r>
+      <w:r>
+        <w:rPr>
+          <w:b/>
+          <w:bCs/>
+          <w:sz w:val="20"/>
+          <w:szCs w:val="20"/>
+        </w:rPr>
+        <w:t xml:space="preserve"> </w:t>
+      </w:r>
+    </w:p>
+    <w:p>
+      <w:pPr>
+        <w:numPr>
+          <w:ilvl w:val="0"/>
+          <w:numId w:val="10"/>
+        </w:numPr>
+        <w:rPr>
+          <w:b/>
+          <w:bCs/>
+          <w:sz w:val="20"/>
+          <w:szCs w:val="20"/>
+        </w:rPr>
+      </w:pPr>
+      <w:r>
+        <w:rPr>
+          <w:b/>
+          <w:bCs/>
+          <w:sz w:val="20"/>
+          <w:szCs w:val="20"/>
+        </w:rPr>
+        <w:t>Business Continuity and Resilience</w:t>
+      </w:r>
+    </w:p>
+    <w:p>
+      <w:pPr>
+        <w:rPr>
+          <w:b/>
+          <w:bCs/>
+          <w:sz w:val="20"/>
+          <w:szCs w:val="20"/>
+        </w:rPr>
+      </w:pPr>
+      <w:r>
+        <w:rPr>
+          <w:b/>
+          <w:bCs/>
+          <w:sz w:val="20"/>
+          <w:szCs w:val="20"/>
+        </w:rPr>
+        <w:pict w14:anchorId="07ABF601">
+          <v:rect id="_x0000_i1028" style="width:0;height:1.5pt" o:hralign="center" o:hrstd="t" o:hr="t" fillcolor="#a0a0a0" stroked="f"/>
+        </w:pict>
+      </w:r>
+    </w:p>
+    <w:p>
+      <w:pPr>
+        <w:rPr>
+          <w:b/>
+          <w:bCs/>
+          <w:sz w:val="20"/>
+          <w:szCs w:val="20"/>
+        </w:rPr>
+      </w:pPr>
+      <w:r>
+        <w:rPr>
+          <w:b/>
+          <w:bCs/>
+          <w:sz w:val="20"/>
+          <w:szCs w:val="20"/>
+        </w:rPr>
         <w:t>Microsoft Certified: Azure Developer Associate (AZ-204)</w:t>
       </w:r>
     </w:p>
@@ -214,7 +415,7 @@
           <w:szCs w:val="20"/>
         </w:rPr>
         <w:pict w14:anchorId="41688B93">
-          <v:rect id="_x0000_i1101" style="width:0;height:1.5pt" o:hralign="center" o:hrstd="t" o:hr="t" fillcolor="#a0a0a0" stroked="f"/>
+          <v:rect id="_x0000_i1025" style="width:0;height:1.5pt" o:hralign="center" o:hrstd="t" o:hr="t" fillcolor="#a0a0a0" stroked="f"/>
         </w:pict>
       </w:r>
     </w:p>
@@ -388,7 +589,7 @@
           <w:szCs w:val="20"/>
         </w:rPr>
         <w:pict w14:anchorId="62BF6ABB">
-          <v:rect id="_x0000_i1102" style="width:0;height:1.5pt" o:hralign="center" o:hrstd="t" o:hr="t" fillcolor="#a0a0a0" stroked="f"/>
+          <v:rect id="_x0000_i1026" style="width:0;height:1.5pt" o:hralign="center" o:hrstd="t" o:hr="t" fillcolor="#a0a0a0" stroked="f"/>
         </w:pict>
       </w:r>
     </w:p>
@@ -519,6 +720,7 @@
           <w:sz w:val="20"/>
           <w:szCs w:val="20"/>
         </w:rPr>
+        <w:lastRenderedPageBreak/>
         <w:t xml:space="preserve">Security </w:t>
       </w:r>
     </w:p>
@@ -539,7 +741,7 @@
           <w:szCs w:val="20"/>
         </w:rPr>
         <w:pict w14:anchorId="646E6A16">
-          <v:rect id="_x0000_i1103" style="width:0;height:1.5pt" o:hralign="center" o:hrstd="t" o:hr="t" fillcolor="#a0a0a0" stroked="f"/>
+          <v:rect id="_x0000_i1027" style="width:0;height:1.5pt" o:hralign="center" o:hrstd="t" o:hr="t" fillcolor="#a0a0a0" stroked="f"/>
         </w:pict>
       </w:r>
     </w:p>
